--- a/pr-preview/pr-108/chapters/19-time-varying-treatments.docx
+++ b/pr-preview/pr-108/chapters/19-time-varying-treatments.docx
@@ -24251,7 +24251,7 @@
         <w:t xml:space="preserve"> </w:t>
       </w:r>
       <w:r>
-        <w:t xml:space="preserve">and, by our reading of the open path</w:t>
+        <w:t xml:space="preserve">and the open path</w:t>
       </w:r>
       <w:r>
         <w:t xml:space="preserve"> </w:t>
@@ -24312,13 +24312,77 @@
         </m:sSubSup>
       </m:oMath>
       <w:r>
-        <w:t xml:space="preserve">,</w:t>
-      </w:r>
-      <w:r>
         <w:t xml:space="preserve"> </w:t>
       </w:r>
       <w:r>
-        <w:t xml:space="preserve">the distribution of</w:t>
+        <w:t xml:space="preserve">means that</w:t>
+      </w:r>
+      <w:r>
+        <w:t xml:space="preserve"> </w:t>
+      </w:r>
+      <m:oMath>
+        <m:sSubSup>
+          <m:e>
+            <m:r>
+              <m:t>L</m:t>
+            </m:r>
+          </m:e>
+          <m:sub>
+            <m:r>
+              <m:t>1</m:t>
+            </m:r>
+          </m:sub>
+          <m:sup>
+            <m:r>
+              <m:t>g</m:t>
+            </m:r>
+          </m:sup>
+        </m:sSubSup>
+        <m:r>
+          <m:rPr>
+            <m:sty m:val="p"/>
+          </m:rPr>
+          <m:t>⟂</m:t>
+        </m:r>
+        <m:r>
+          <m:t>​</m:t>
+        </m:r>
+        <m:r>
+          <m:t>​</m:t>
+        </m:r>
+        <m:r>
+          <m:t>​</m:t>
+        </m:r>
+        <m:r>
+          <m:rPr>
+            <m:sty m:val="p"/>
+          </m:rPr>
+          <m:t>⟂</m:t>
+        </m:r>
+        <m:sSub>
+          <m:e>
+            <m:r>
+              <m:t>A</m:t>
+            </m:r>
+          </m:e>
+          <m:sub>
+            <m:r>
+              <m:t>0</m:t>
+            </m:r>
+          </m:sub>
+        </m:sSub>
+      </m:oMath>
+      <w:r>
+        <w:t xml:space="preserve"> </w:t>
+      </w:r>
+      <w:r>
+        <w:t xml:space="preserve">generically (under faithfulness) fails,</w:t>
+      </w:r>
+      <w:r>
+        <w:t xml:space="preserve"> </w:t>
+      </w:r>
+      <w:r>
+        <w:t xml:space="preserve">so the distribution of</w:t>
       </w:r>
       <w:r>
         <w:t xml:space="preserve"> </w:t>
@@ -24346,7 +24410,60 @@
         <w:t xml:space="preserve"> </w:t>
       </w:r>
       <w:r>
-        <w:t xml:space="preserve">is generically (under faithfulness) not identified.</w:t>
+        <w:t xml:space="preserve">cannot be read off the data among those with</w:t>
+      </w:r>
+      <w:r>
+        <w:t xml:space="preserve"> </w:t>
+      </w:r>
+      <m:oMath>
+        <m:sSub>
+          <m:e>
+            <m:r>
+              <m:t>A</m:t>
+            </m:r>
+          </m:e>
+          <m:sub>
+            <m:r>
+              <m:t>0</m:t>
+            </m:r>
+          </m:sub>
+        </m:sSub>
+        <m:r>
+          <m:rPr>
+            <m:sty m:val="p"/>
+          </m:rPr>
+          <m:t>=</m:t>
+        </m:r>
+        <m:sSub>
+          <m:e>
+            <m:r>
+              <m:t>a</m:t>
+            </m:r>
+          </m:e>
+          <m:sub>
+            <m:r>
+              <m:t>0</m:t>
+            </m:r>
+          </m:sub>
+        </m:sSub>
+      </m:oMath>
+      <w:r>
+        <w:t xml:space="preserve">;</w:t>
+      </w:r>
+      <w:r>
+        <w:t xml:space="preserve"> </w:t>
+      </w:r>
+      <w:r>
+        <w:t xml:space="preserve">the book concludes that it is not identified</w:t>
+      </w:r>
+      <w:r>
+        <w:t xml:space="preserve"> </w:t>
+      </w:r>
+      <w:r>
+        <w:t xml:space="preserve">(Hernán and Robins 2020, sec. 19.5)</w:t>
+      </w:r>
+      <w:r>
+        <w:t xml:space="preserve">.</w:t>
       </w:r>
       <w:r>
         <w:t xml:space="preserve"> </w:t>

--- a/pr-preview/pr-108/chapters/19-time-varying-treatments.docx
+++ b/pr-preview/pr-108/chapters/19-time-varying-treatments.docx
@@ -16099,439 +16099,6 @@
         <w:t xml:space="preserve">5.2 Building the SWIG for a Static Strategy</w:t>
       </w:r>
     </w:p>
-    <w:bookmarkStart w:id="62" w:name="alg-swig-static-strategy"/>
-    <w:p>
-      <w:pPr>
-        <w:pStyle w:val="FirstParagraph"/>
-      </w:pPr>
-      <w:r>
-        <w:rPr>
-          <w:b/>
-          <w:bCs/>
-        </w:rPr>
-        <w:t xml:space="preserve">Algorithm 1 (Building a SWIG for a static strategy)</w:t>
-      </w:r>
-      <w:r>
-        <w:t xml:space="preserve"> </w:t>
-      </w:r>
-      <w:r>
-        <w:t xml:space="preserve">Given a causal DAG and a static strategy</w:t>
-      </w:r>
-      <w:r>
-        <w:t xml:space="preserve"> </w:t>
-      </w:r>
-      <m:oMath>
-        <m:acc>
-          <m:accPr>
-            <m:chr m:val="‾"/>
-          </m:accPr>
-          <m:e>
-            <m:r>
-              <m:t>a</m:t>
-            </m:r>
-          </m:e>
-        </m:acc>
-        <m:r>
-          <m:rPr>
-            <m:sty m:val="p"/>
-          </m:rPr>
-          <m:t>=</m:t>
-        </m:r>
-        <m:r>
-          <m:rPr>
-            <m:sty m:val="p"/>
-          </m:rPr>
-          <m:t>(</m:t>
-        </m:r>
-        <m:sSub>
-          <m:e>
-            <m:r>
-              <m:t>a</m:t>
-            </m:r>
-          </m:e>
-          <m:sub>
-            <m:r>
-              <m:t>0</m:t>
-            </m:r>
-          </m:sub>
-        </m:sSub>
-        <m:r>
-          <m:rPr>
-            <m:sty m:val="p"/>
-          </m:rPr>
-          <m:t>,</m:t>
-        </m:r>
-        <m:r>
-          <m:rPr>
-            <m:sty m:val="p"/>
-          </m:rPr>
-          <m:t>…</m:t>
-        </m:r>
-        <m:r>
-          <m:rPr>
-            <m:sty m:val="p"/>
-          </m:rPr>
-          <m:t>,</m:t>
-        </m:r>
-        <m:sSub>
-          <m:e>
-            <m:r>
-              <m:t>a</m:t>
-            </m:r>
-          </m:e>
-          <m:sub>
-            <m:r>
-              <m:t>K</m:t>
-            </m:r>
-          </m:sub>
-        </m:sSub>
-        <m:r>
-          <m:rPr>
-            <m:sty m:val="p"/>
-          </m:rPr>
-          <m:t>)</m:t>
-        </m:r>
-      </m:oMath>
-      <w:r>
-        <w:t xml:space="preserve">:</w:t>
-      </w:r>
-    </w:p>
-    <w:p>
-      <w:pPr>
-        <w:pStyle w:val="Compact"/>
-        <w:numPr>
-          <w:ilvl w:val="0"/>
-          <w:numId w:val="1012"/>
-        </w:numPr>
-      </w:pPr>
-      <w:r>
-        <w:t xml:space="preserve">Split each treatment node</w:t>
-      </w:r>
-      <w:r>
-        <w:t xml:space="preserve"> </w:t>
-      </w:r>
-      <m:oMath>
-        <m:sSub>
-          <m:e>
-            <m:r>
-              <m:t>A</m:t>
-            </m:r>
-          </m:e>
-          <m:sub>
-            <m:r>
-              <m:t>k</m:t>
-            </m:r>
-          </m:sub>
-        </m:sSub>
-      </m:oMath>
-      <w:r>
-        <w:t xml:space="preserve"> </w:t>
-      </w:r>
-      <w:r>
-        <w:t xml:space="preserve">into two halves.</w:t>
-      </w:r>
-      <w:r>
-        <w:t xml:space="preserve"> </w:t>
-      </w:r>
-      <w:r>
-        <w:t xml:space="preserve">The right half is the value</w:t>
-      </w:r>
-      <w:r>
-        <w:t xml:space="preserve"> </w:t>
-      </w:r>
-      <m:oMath>
-        <m:sSub>
-          <m:e>
-            <m:r>
-              <m:t>a</m:t>
-            </m:r>
-          </m:e>
-          <m:sub>
-            <m:r>
-              <m:t>k</m:t>
-            </m:r>
-          </m:sub>
-        </m:sSub>
-      </m:oMath>
-      <w:r>
-        <w:t xml:space="preserve"> </w:t>
-      </w:r>
-      <w:r>
-        <w:t xml:space="preserve">set by the intervention;</w:t>
-      </w:r>
-      <w:r>
-        <w:t xml:space="preserve"> </w:t>
-      </w:r>
-      <w:r>
-        <w:t xml:space="preserve">the left half is the treatment that would be observed after intervening on all</w:t>
-      </w:r>
-      <w:r>
-        <w:t xml:space="preserve"> </w:t>
-      </w:r>
-      <w:r>
-        <w:rPr>
-          <w:i/>
-          <w:iCs/>
-        </w:rPr>
-        <w:t xml:space="preserve">earlier</w:t>
-      </w:r>
-      <w:r>
-        <w:t xml:space="preserve"> </w:t>
-      </w:r>
-      <w:r>
-        <w:t xml:space="preserve">treatments,</w:t>
-      </w:r>
-      <w:r>
-        <w:t xml:space="preserve"> </w:t>
-      </w:r>
-      <m:oMath>
-        <m:sSubSup>
-          <m:e>
-            <m:r>
-              <m:t>A</m:t>
-            </m:r>
-          </m:e>
-          <m:sub>
-            <m:r>
-              <m:t>k</m:t>
-            </m:r>
-          </m:sub>
-          <m:sup>
-            <m:sSub>
-              <m:e>
-                <m:acc>
-                  <m:accPr>
-                    <m:chr m:val="‾"/>
-                  </m:accPr>
-                  <m:e>
-                    <m:r>
-                      <m:t>a</m:t>
-                    </m:r>
-                  </m:e>
-                </m:acc>
-              </m:e>
-              <m:sub>
-                <m:r>
-                  <m:t>k</m:t>
-                </m:r>
-                <m:r>
-                  <m:rPr>
-                    <m:sty m:val="p"/>
-                  </m:rPr>
-                  <m:t>−</m:t>
-                </m:r>
-                <m:r>
-                  <m:t>1</m:t>
-                </m:r>
-              </m:sub>
-            </m:sSub>
-          </m:sup>
-        </m:sSubSup>
-      </m:oMath>
-      <w:r>
-        <w:t xml:space="preserve"> </w:t>
-      </w:r>
-      <w:r>
-        <w:t xml:space="preserve">(for</w:t>
-      </w:r>
-      <w:r>
-        <w:t xml:space="preserve"> </w:t>
-      </w:r>
-      <m:oMath>
-        <m:r>
-          <m:t>k</m:t>
-        </m:r>
-        <m:r>
-          <m:rPr>
-            <m:sty m:val="p"/>
-          </m:rPr>
-          <m:t>=</m:t>
-        </m:r>
-        <m:r>
-          <m:t>0</m:t>
-        </m:r>
-      </m:oMath>
-      <w:r>
-        <w:t xml:space="preserve">, simply</w:t>
-      </w:r>
-      <w:r>
-        <w:t xml:space="preserve"> </w:t>
-      </w:r>
-      <m:oMath>
-        <m:sSub>
-          <m:e>
-            <m:r>
-              <m:t>A</m:t>
-            </m:r>
-          </m:e>
-          <m:sub>
-            <m:r>
-              <m:t>0</m:t>
-            </m:r>
-          </m:sub>
-        </m:sSub>
-      </m:oMath>
-      <w:r>
-        <w:t xml:space="preserve">).</w:t>
-      </w:r>
-    </w:p>
-    <w:p>
-      <w:pPr>
-        <w:pStyle w:val="Compact"/>
-        <w:numPr>
-          <w:ilvl w:val="0"/>
-          <w:numId w:val="1012"/>
-        </w:numPr>
-      </w:pPr>
-      <w:r>
-        <w:t xml:space="preserve">Rewire the arrows: arrows into a treatment point into its left half;</w:t>
-      </w:r>
-      <w:r>
-        <w:t xml:space="preserve"> </w:t>
-      </w:r>
-      <w:r>
-        <w:t xml:space="preserve">arrows out of a treatment leave from its right half.</w:t>
-      </w:r>
-    </w:p>
-    <w:p>
-      <w:pPr>
-        <w:pStyle w:val="Compact"/>
-        <w:numPr>
-          <w:ilvl w:val="0"/>
-          <w:numId w:val="1012"/>
-        </w:numPr>
-      </w:pPr>
-      <w:r>
-        <w:t xml:space="preserve">Relabel every descendant of a treatment node by its counterfactual,</w:t>
-      </w:r>
-      <w:r>
-        <w:t xml:space="preserve"> </w:t>
-      </w:r>
-      <w:r>
-        <w:t xml:space="preserve">with a superscript listing the interventions on the treatments that precede it:</w:t>
-      </w:r>
-      <w:r>
-        <w:t xml:space="preserve"> </w:t>
-      </w:r>
-      <w:r>
-        <w:t xml:space="preserve">a covariate</w:t>
-      </w:r>
-      <w:r>
-        <w:t xml:space="preserve"> </w:t>
-      </w:r>
-      <m:oMath>
-        <m:sSub>
-          <m:e>
-            <m:r>
-              <m:t>L</m:t>
-            </m:r>
-          </m:e>
-          <m:sub>
-            <m:r>
-              <m:t>k</m:t>
-            </m:r>
-          </m:sub>
-        </m:sSub>
-      </m:oMath>
-      <w:r>
-        <w:t xml:space="preserve"> </w:t>
-      </w:r>
-      <w:r>
-        <w:t xml:space="preserve">becomes</w:t>
-      </w:r>
-      <w:r>
-        <w:t xml:space="preserve"> </w:t>
-      </w:r>
-      <m:oMath>
-        <m:sSubSup>
-          <m:e>
-            <m:r>
-              <m:t>L</m:t>
-            </m:r>
-          </m:e>
-          <m:sub>
-            <m:r>
-              <m:t>k</m:t>
-            </m:r>
-          </m:sub>
-          <m:sup>
-            <m:sSub>
-              <m:e>
-                <m:acc>
-                  <m:accPr>
-                    <m:chr m:val="‾"/>
-                  </m:accPr>
-                  <m:e>
-                    <m:r>
-                      <m:t>a</m:t>
-                    </m:r>
-                  </m:e>
-                </m:acc>
-              </m:e>
-              <m:sub>
-                <m:r>
-                  <m:t>k</m:t>
-                </m:r>
-                <m:r>
-                  <m:rPr>
-                    <m:sty m:val="p"/>
-                  </m:rPr>
-                  <m:t>−</m:t>
-                </m:r>
-                <m:r>
-                  <m:t>1</m:t>
-                </m:r>
-              </m:sub>
-            </m:sSub>
-          </m:sup>
-        </m:sSubSup>
-      </m:oMath>
-      <w:r>
-        <w:t xml:space="preserve">, and the outcome</w:t>
-      </w:r>
-      <w:r>
-        <w:t xml:space="preserve"> </w:t>
-      </w:r>
-      <m:oMath>
-        <m:r>
-          <m:t>Y</m:t>
-        </m:r>
-      </m:oMath>
-      <w:r>
-        <w:t xml:space="preserve"> </w:t>
-      </w:r>
-      <w:r>
-        <w:t xml:space="preserve">becomes</w:t>
-      </w:r>
-      <w:r>
-        <w:t xml:space="preserve"> </w:t>
-      </w:r>
-      <m:oMath>
-        <m:sSup>
-          <m:e>
-            <m:r>
-              <m:t>Y</m:t>
-            </m:r>
-          </m:e>
-          <m:sup>
-            <m:acc>
-              <m:accPr>
-                <m:chr m:val="‾"/>
-              </m:accPr>
-              <m:e>
-                <m:r>
-                  <m:t>a</m:t>
-                </m:r>
-              </m:e>
-            </m:acc>
-          </m:sup>
-        </m:sSup>
-      </m:oMath>
-      <w:r>
-        <w:t xml:space="preserve">.</w:t>
-      </w:r>
-    </w:p>
-    <w:bookmarkEnd w:id="62"/>
     <w:tbl>
       <w:tblPr>
         <w:tblStyle w:val="Table"/>
@@ -16561,6 +16128,484 @@
           <w:p>
             <w:pPr>
               <w:pStyle w:val="FirstParagraph"/>
+            </w:pPr>
+            <w:pPr>
+              <w:spacing w:before="16" w:after="64"/>
+            </w:pPr>
+          </w:p>
+          <w:bookmarkStart w:id="62" w:name="alg-swig-static-strategy"/>
+          <w:p>
+            <w:pPr>
+              <w:pStyle w:val="BodyText"/>
+            </w:pPr>
+            <w:r>
+              <w:rPr>
+                <w:b/>
+                <w:bCs/>
+              </w:rPr>
+              <w:t xml:space="preserve">Algorithm 1 (Building a SWIG for a static strategy)</w:t>
+            </w:r>
+            <w:r>
+              <w:t xml:space="preserve"> </w:t>
+            </w:r>
+            <w:r>
+              <w:t xml:space="preserve">Given a causal DAG and a static strategy</w:t>
+            </w:r>
+            <w:r>
+              <w:t xml:space="preserve"> </w:t>
+            </w:r>
+            <m:oMath>
+              <m:acc>
+                <m:accPr>
+                  <m:chr m:val="‾"/>
+                </m:accPr>
+                <m:e>
+                  <m:r>
+                    <m:t>a</m:t>
+                  </m:r>
+                </m:e>
+              </m:acc>
+              <m:r>
+                <m:rPr>
+                  <m:sty m:val="p"/>
+                </m:rPr>
+                <m:t>=</m:t>
+              </m:r>
+              <m:r>
+                <m:rPr>
+                  <m:sty m:val="p"/>
+                </m:rPr>
+                <m:t>(</m:t>
+              </m:r>
+              <m:sSub>
+                <m:e>
+                  <m:r>
+                    <m:t>a</m:t>
+                  </m:r>
+                </m:e>
+                <m:sub>
+                  <m:r>
+                    <m:t>0</m:t>
+                  </m:r>
+                </m:sub>
+              </m:sSub>
+              <m:r>
+                <m:rPr>
+                  <m:sty m:val="p"/>
+                </m:rPr>
+                <m:t>,</m:t>
+              </m:r>
+              <m:r>
+                <m:rPr>
+                  <m:sty m:val="p"/>
+                </m:rPr>
+                <m:t>…</m:t>
+              </m:r>
+              <m:r>
+                <m:rPr>
+                  <m:sty m:val="p"/>
+                </m:rPr>
+                <m:t>,</m:t>
+              </m:r>
+              <m:sSub>
+                <m:e>
+                  <m:r>
+                    <m:t>a</m:t>
+                  </m:r>
+                </m:e>
+                <m:sub>
+                  <m:r>
+                    <m:t>K</m:t>
+                  </m:r>
+                </m:sub>
+              </m:sSub>
+              <m:r>
+                <m:rPr>
+                  <m:sty m:val="p"/>
+                </m:rPr>
+                <m:t>)</m:t>
+              </m:r>
+            </m:oMath>
+            <w:r>
+              <w:t xml:space="preserve">:</w:t>
+            </w:r>
+          </w:p>
+          <w:p>
+            <w:pPr>
+              <w:pStyle w:val="Compact"/>
+              <w:numPr>
+                <w:ilvl w:val="0"/>
+                <w:numId w:val="1012"/>
+              </w:numPr>
+            </w:pPr>
+            <w:r>
+              <w:t xml:space="preserve">Split each treatment node</w:t>
+            </w:r>
+            <w:r>
+              <w:t xml:space="preserve"> </w:t>
+            </w:r>
+            <m:oMath>
+              <m:sSub>
+                <m:e>
+                  <m:r>
+                    <m:t>A</m:t>
+                  </m:r>
+                </m:e>
+                <m:sub>
+                  <m:r>
+                    <m:t>k</m:t>
+                  </m:r>
+                </m:sub>
+              </m:sSub>
+            </m:oMath>
+            <w:r>
+              <w:t xml:space="preserve"> </w:t>
+            </w:r>
+            <w:r>
+              <w:t xml:space="preserve">into two halves.</w:t>
+            </w:r>
+            <w:r>
+              <w:t xml:space="preserve"> </w:t>
+            </w:r>
+            <w:r>
+              <w:t xml:space="preserve">The right half is the value</w:t>
+            </w:r>
+            <w:r>
+              <w:t xml:space="preserve"> </w:t>
+            </w:r>
+            <m:oMath>
+              <m:sSub>
+                <m:e>
+                  <m:r>
+                    <m:t>a</m:t>
+                  </m:r>
+                </m:e>
+                <m:sub>
+                  <m:r>
+                    <m:t>k</m:t>
+                  </m:r>
+                </m:sub>
+              </m:sSub>
+            </m:oMath>
+            <w:r>
+              <w:t xml:space="preserve"> </w:t>
+            </w:r>
+            <w:r>
+              <w:t xml:space="preserve">set by the intervention;</w:t>
+            </w:r>
+            <w:r>
+              <w:t xml:space="preserve"> </w:t>
+            </w:r>
+            <w:r>
+              <w:t xml:space="preserve">the left half is the treatment that would be observed after intervening on all</w:t>
+            </w:r>
+            <w:r>
+              <w:t xml:space="preserve"> </w:t>
+            </w:r>
+            <w:r>
+              <w:rPr>
+                <w:i/>
+                <w:iCs/>
+              </w:rPr>
+              <w:t xml:space="preserve">earlier</w:t>
+            </w:r>
+            <w:r>
+              <w:t xml:space="preserve"> </w:t>
+            </w:r>
+            <w:r>
+              <w:t xml:space="preserve">treatments,</w:t>
+            </w:r>
+            <w:r>
+              <w:t xml:space="preserve"> </w:t>
+            </w:r>
+            <m:oMath>
+              <m:sSubSup>
+                <m:e>
+                  <m:r>
+                    <m:t>A</m:t>
+                  </m:r>
+                </m:e>
+                <m:sub>
+                  <m:r>
+                    <m:t>k</m:t>
+                  </m:r>
+                </m:sub>
+                <m:sup>
+                  <m:sSub>
+                    <m:e>
+                      <m:acc>
+                        <m:accPr>
+                          <m:chr m:val="‾"/>
+                        </m:accPr>
+                        <m:e>
+                          <m:r>
+                            <m:t>a</m:t>
+                          </m:r>
+                        </m:e>
+                      </m:acc>
+                    </m:e>
+                    <m:sub>
+                      <m:r>
+                        <m:t>k</m:t>
+                      </m:r>
+                      <m:r>
+                        <m:rPr>
+                          <m:sty m:val="p"/>
+                        </m:rPr>
+                        <m:t>−</m:t>
+                      </m:r>
+                      <m:r>
+                        <m:t>1</m:t>
+                      </m:r>
+                    </m:sub>
+                  </m:sSub>
+                </m:sup>
+              </m:sSubSup>
+            </m:oMath>
+            <w:r>
+              <w:t xml:space="preserve"> </w:t>
+            </w:r>
+            <w:r>
+              <w:t xml:space="preserve">(for</w:t>
+            </w:r>
+            <w:r>
+              <w:t xml:space="preserve"> </w:t>
+            </w:r>
+            <m:oMath>
+              <m:r>
+                <m:t>k</m:t>
+              </m:r>
+              <m:r>
+                <m:rPr>
+                  <m:sty m:val="p"/>
+                </m:rPr>
+                <m:t>=</m:t>
+              </m:r>
+              <m:r>
+                <m:t>0</m:t>
+              </m:r>
+            </m:oMath>
+            <w:r>
+              <w:t xml:space="preserve">, simply</w:t>
+            </w:r>
+            <w:r>
+              <w:t xml:space="preserve"> </w:t>
+            </w:r>
+            <m:oMath>
+              <m:sSub>
+                <m:e>
+                  <m:r>
+                    <m:t>A</m:t>
+                  </m:r>
+                </m:e>
+                <m:sub>
+                  <m:r>
+                    <m:t>0</m:t>
+                  </m:r>
+                </m:sub>
+              </m:sSub>
+            </m:oMath>
+            <w:r>
+              <w:t xml:space="preserve">).</w:t>
+            </w:r>
+          </w:p>
+          <w:p>
+            <w:pPr>
+              <w:pStyle w:val="Compact"/>
+              <w:numPr>
+                <w:ilvl w:val="0"/>
+                <w:numId w:val="1012"/>
+              </w:numPr>
+            </w:pPr>
+            <w:r>
+              <w:t xml:space="preserve">Rewire the arrows: arrows into a treatment point into its left half;</w:t>
+            </w:r>
+            <w:r>
+              <w:t xml:space="preserve"> </w:t>
+            </w:r>
+            <w:r>
+              <w:t xml:space="preserve">arrows out of a treatment leave from its right half.</w:t>
+            </w:r>
+          </w:p>
+          <w:p>
+            <w:pPr>
+              <w:pStyle w:val="Compact"/>
+              <w:numPr>
+                <w:ilvl w:val="0"/>
+                <w:numId w:val="1012"/>
+              </w:numPr>
+            </w:pPr>
+            <w:r>
+              <w:t xml:space="preserve">Relabel every descendant of a treatment node by its counterfactual,</w:t>
+            </w:r>
+            <w:r>
+              <w:t xml:space="preserve"> </w:t>
+            </w:r>
+            <w:r>
+              <w:t xml:space="preserve">with a superscript listing the interventions on the treatments that precede it:</w:t>
+            </w:r>
+            <w:r>
+              <w:t xml:space="preserve"> </w:t>
+            </w:r>
+            <w:r>
+              <w:t xml:space="preserve">a covariate</w:t>
+            </w:r>
+            <w:r>
+              <w:t xml:space="preserve"> </w:t>
+            </w:r>
+            <m:oMath>
+              <m:sSub>
+                <m:e>
+                  <m:r>
+                    <m:t>L</m:t>
+                  </m:r>
+                </m:e>
+                <m:sub>
+                  <m:r>
+                    <m:t>k</m:t>
+                  </m:r>
+                </m:sub>
+              </m:sSub>
+            </m:oMath>
+            <w:r>
+              <w:t xml:space="preserve"> </w:t>
+            </w:r>
+            <w:r>
+              <w:t xml:space="preserve">becomes</w:t>
+            </w:r>
+            <w:r>
+              <w:t xml:space="preserve"> </w:t>
+            </w:r>
+            <m:oMath>
+              <m:sSubSup>
+                <m:e>
+                  <m:r>
+                    <m:t>L</m:t>
+                  </m:r>
+                </m:e>
+                <m:sub>
+                  <m:r>
+                    <m:t>k</m:t>
+                  </m:r>
+                </m:sub>
+                <m:sup>
+                  <m:sSub>
+                    <m:e>
+                      <m:acc>
+                        <m:accPr>
+                          <m:chr m:val="‾"/>
+                        </m:accPr>
+                        <m:e>
+                          <m:r>
+                            <m:t>a</m:t>
+                          </m:r>
+                        </m:e>
+                      </m:acc>
+                    </m:e>
+                    <m:sub>
+                      <m:r>
+                        <m:t>k</m:t>
+                      </m:r>
+                      <m:r>
+                        <m:rPr>
+                          <m:sty m:val="p"/>
+                        </m:rPr>
+                        <m:t>−</m:t>
+                      </m:r>
+                      <m:r>
+                        <m:t>1</m:t>
+                      </m:r>
+                    </m:sub>
+                  </m:sSub>
+                </m:sup>
+              </m:sSubSup>
+            </m:oMath>
+            <w:r>
+              <w:t xml:space="preserve">, and the outcome</w:t>
+            </w:r>
+            <w:r>
+              <w:t xml:space="preserve"> </w:t>
+            </w:r>
+            <m:oMath>
+              <m:r>
+                <m:t>Y</m:t>
+              </m:r>
+            </m:oMath>
+            <w:r>
+              <w:t xml:space="preserve"> </w:t>
+            </w:r>
+            <w:r>
+              <w:t xml:space="preserve">becomes</w:t>
+            </w:r>
+            <w:r>
+              <w:t xml:space="preserve"> </w:t>
+            </w:r>
+            <m:oMath>
+              <m:sSup>
+                <m:e>
+                  <m:r>
+                    <m:t>Y</m:t>
+                  </m:r>
+                </m:e>
+                <m:sup>
+                  <m:acc>
+                    <m:accPr>
+                      <m:chr m:val="‾"/>
+                    </m:accPr>
+                    <m:e>
+                      <m:r>
+                        <m:t>a</m:t>
+                      </m:r>
+                    </m:e>
+                  </m:acc>
+                </m:sup>
+              </m:sSup>
+            </m:oMath>
+            <w:r>
+              <w:t xml:space="preserve">.</w:t>
+            </w:r>
+          </w:p>
+          <w:bookmarkEnd w:id="62"/>
+        </w:tc>
+      </w:tr>
+    </w:tbl>
+    <w:p>
+      <w:pPr>
+        <w:pStyle w:val="FirstParagraph"/>
+      </w:pPr>
+      <w:r>
+        <w:t xml:space="preserve"> </w:t>
+      </w:r>
+    </w:p>
+    <w:tbl>
+      <w:tblPr>
+        <w:tblStyle w:val="Table"/>
+        <w:tblInd w:w="164" w:type="dxa"/>
+        <w:tblBorders>
+          <w:left w:val="single" w:sz="24" w:space="0" w:color="909090"/>
+        </w:tblBorders>
+        <w:tblCellMar>
+          <w:left w:w="0" w:type="dxa"/>
+          <w:right w:w="0" w:type="dxa"/>
+        </w:tblCellMar>
+        <w:tblLook w:firstRow="0" w:lastRow="0" w:firstColumn="0" w:lastColumn="0" w:noHBand="0" w:noVBand="0" w:val="0000"/>
+      </w:tblPr>
+      <w:tblGrid>
+        <w:gridCol w:w="7920"/>
+      </w:tblGrid>
+      <w:tr>
+        <w:trPr>
+          <w:cantSplit/>
+        </w:trPr>
+        <w:tc>
+          <w:tcPr>
+            <w:tcMar>
+              <w:left w:w="144" w:type="dxa"/>
+            </w:tcMar>
+          </w:tcPr>
+          <w:p>
+            <w:pPr>
+              <w:pStyle w:val="BodyText"/>
             </w:pPr>
             <w:pPr>
               <w:spacing w:before="16" w:after="64"/>
